--- a/ss16/bt3/bt3.docx
+++ b/ss16/bt3/bt3.docx
@@ -478,10 +478,10 @@
     <w:p>
       <w:r>
         <w:drawing>
-          <wp:inline distT="0" distB="0" distL="0" distR="0" wp14:anchorId="67A3DBA9" wp14:editId="7A03C6EF">
-            <wp:extent cx="5943600" cy="1696085"/>
-            <wp:effectExtent l="0" t="0" r="0" b="0"/>
-            <wp:docPr id="834287382" name="Picture 1"/>
+          <wp:inline distT="0" distB="0" distL="0" distR="0" wp14:anchorId="60CCD0CF" wp14:editId="6EBB4E9A">
+            <wp:extent cx="5943600" cy="1343660"/>
+            <wp:effectExtent l="0" t="0" r="0" b="8890"/>
+            <wp:docPr id="855879573" name="Picture 1"/>
             <wp:cNvGraphicFramePr>
               <a:graphicFrameLocks xmlns:a="http://schemas.openxmlformats.org/drawingml/2006/main" noChangeAspect="1"/>
             </wp:cNvGraphicFramePr>
@@ -489,7 +489,7 @@
               <a:graphicData uri="http://schemas.openxmlformats.org/drawingml/2006/picture">
                 <pic:pic xmlns:pic="http://schemas.openxmlformats.org/drawingml/2006/picture">
                   <pic:nvPicPr>
-                    <pic:cNvPr id="834287382" name=""/>
+                    <pic:cNvPr id="855879573" name=""/>
                     <pic:cNvPicPr/>
                   </pic:nvPicPr>
                   <pic:blipFill>
@@ -501,7 +501,7 @@
                   <pic:spPr>
                     <a:xfrm>
                       <a:off x="0" y="0"/>
-                      <a:ext cx="5943600" cy="1696085"/>
+                      <a:ext cx="5943600" cy="1343660"/>
                     </a:xfrm>
                     <a:prstGeom prst="rect">
                       <a:avLst/>
@@ -514,9 +514,6 @@
         </w:drawing>
       </w:r>
     </w:p>
-    <w:p/>
-    <w:p/>
-    <w:p/>
     <w:p>
       <w:pPr>
         <w:rPr>
@@ -597,7 +594,6 @@
                 <w:b/>
                 <w:bCs/>
               </w:rPr>
-              <w:lastRenderedPageBreak/>
               <w:t>MaCH</w:t>
             </w:r>
           </w:p>
@@ -862,6 +858,7 @@
           </w:tcPr>
           <w:p>
             <w:r>
+              <w:lastRenderedPageBreak/>
               <w:t>CH03</w:t>
             </w:r>
           </w:p>
@@ -1416,7 +1413,6 @@
           </w:tcPr>
           <w:p>
             <w:r>
-              <w:lastRenderedPageBreak/>
               <w:t>KV01</w:t>
             </w:r>
           </w:p>
@@ -2612,6 +2608,7 @@
   <w:style w:type="character" w:default="1" w:styleId="DefaultParagraphFont">
     <w:name w:val="Default Paragraph Font"/>
     <w:uiPriority w:val="1"/>
+    <w:semiHidden/>
     <w:unhideWhenUsed/>
   </w:style>
   <w:style w:type="table" w:default="1" w:styleId="TableNormal">
